--- a/test/lawmaker/wsi/field-codes.docx
+++ b/test/lawmaker/wsi/field-codes.docx
@@ -3753,6 +3753,30 @@
       </w:r>
       <w:r>
         <w:t>(2)(a).</w:t>
+      </w:r>
+    </w:p>
+    <w:p>
+      <w:pPr>
+        <w:pStyle w:val="N1"/>
+        <w:numPr>
+          <w:ilvl w:val="0"/>
+          <w:numId w:val="0"/>
+        </w:numPr>
+      </w:pPr>
+      <w:r>
+        <w:t>—</w:t>
+      </w:r>
+      <w:r>
+        <w:fldChar w:fldCharType="begin"/>
+      </w:r>
+      <w:r>
+        <w:instrText xml:space="preserve"> LISTNUM  seq1 \l (2) \s 1 </w:instrText>
+      </w:r>
+      <w:r>
+        <w:fldChar w:fldCharType="end"/>
+      </w:r>
+      <w:r>
+        <w:t xml:space="preserve"> LCO-5042 regression: parenthesised LISTNUM level digit.</w:t>
       </w:r>
     </w:p>
     <w:p>
